--- a/docs/SHAP_values_and_Granger_causality.docx
+++ b/docs/SHAP_values_and_Granger_causality.docx
@@ -3331,15 +3331,7 @@
       </m:oMathPara>
     </w:p>
     <w:p>
-      <w:pPr>
-        <w:spacing w:after="200" w:line="276" w:lineRule="auto"/>
-        <w:jc w:val="both"/>
-      </w:pPr>
-      <w:r>
-        <w:rPr>
-          <w:rFonts w:ascii="Arial" w:hAnsi="Arial"/>
-          <w:sz w:val="22"/>
-        </w:rPr>
+      <w:r>
         <w:t xml:space="preserve">where </w:t>
       </w:r>
       <m:oMath>
@@ -3388,10 +3380,6 @@
         <w:t xml:space="preserve"> </w:t>
       </w:r>
       <w:r>
-        <w:rPr>
-          <w:rFonts w:ascii="Arial" w:hAnsi="Arial"/>
-          <w:sz w:val="22"/>
-        </w:rPr>
         <w:t xml:space="preserve">is the base value (the average model output over the training data), and each </w:t>
       </w:r>
       <m:oMath>
@@ -3432,10 +3420,6 @@
         </m:sSub>
       </m:oMath>
       <w:r>
-        <w:rPr>
-          <w:rFonts w:ascii="Arial" w:hAnsi="Arial"/>
-          <w:sz w:val="22"/>
-        </w:rPr>
         <w:t xml:space="preserve"> represents the contribution of feature </w:t>
       </w:r>
       <m:oMath>
@@ -3449,18 +3433,10 @@
         </m:r>
       </m:oMath>
       <w:r>
-        <w:rPr>
-          <w:rFonts w:ascii="Arial" w:hAnsi="Arial"/>
-          <w:sz w:val="22"/>
-        </w:rPr>
         <w:t xml:space="preserve"> to pushing the prediction away from the base value for this particular instance.</w:t>
       </w:r>
     </w:p>
-    <w:p>
-      <w:pPr>
-        <w:spacing w:after="80"/>
-      </w:pPr>
-    </w:p>
+    <w:p/>
     <w:p>
       <w:pPr>
         <w:pStyle w:val="Heading3"/>
@@ -3475,16 +3451,15 @@
     </w:p>
     <w:p>
       <w:pPr>
-        <w:spacing w:after="200" w:line="276" w:lineRule="auto"/>
-        <w:jc w:val="both"/>
-      </w:pPr>
-      <w:r>
         <w:rPr>
-          <w:rFonts w:ascii="Arial" w:hAnsi="Arial"/>
           <w:i/>
           <w:iCs/>
-          <w:color w:val="5D6D7E"/>
-          <w:sz w:val="22"/>
+        </w:rPr>
+      </w:pPr>
+      <w:r>
+        <w:rPr>
+          <w:i/>
+          <w:iCs/>
         </w:rPr>
         <w:t>Suppose we have a gradient-boosted tree model predicting weekly sales of a product. For a particular week, the model predicts 1,200 units. SHAP tells us that the base prediction is 800 units, and the individual feature contributions are: promotional discount (+250), seasonality index (+180), competitor price (-80), and stock level (+50). We now understand not just the prediction, but the reasoning: this is a promotion-driven spike during a favorable season, partially offset by competitive pricing pressure.</w:t>
       </w:r>
@@ -3507,60 +3482,33 @@
       <w:bookmarkEnd w:id="9"/>
     </w:p>
     <w:p>
-      <w:pPr>
-        <w:spacing w:after="200" w:line="276" w:lineRule="auto"/>
-        <w:jc w:val="both"/>
-      </w:pPr>
+      <w:r>
+        <w:t xml:space="preserve">Computing exact Shapley values requires evaluating the model on all possible feature subsets—an exponential operation in the number of features. Several algorithmic variants have been developed to make SHAP tractable. TreeSHAP exploits the tree structure of ensemble models (XGBoost, LightGBM, Random Forest) to compute exact Shapley values in polynomial time. </w:t>
+      </w:r>
+    </w:p>
+    <w:p/>
+    <w:p>
+      <w:r>
+        <w:t>KernelSHAP uses a weighted linear regression approach inspired by LIME to approximate Shapley values for any black-box model. DeepSHAP combines the Shapley framework with backpropagation-based attribution methods for neural networks. Each variant trades off between exactness, speed, and model-agnosticism.</w:t>
+      </w:r>
+    </w:p>
+    <w:p/>
+    <w:p>
+      <w:r>
+        <w:t xml:space="preserve">A critical property of SHAP that distinguishes it from other explainability methods (such as permutation importance or partial dependence) is its </w:t>
+      </w:r>
       <w:r>
         <w:rPr>
-          <w:rFonts w:ascii="Arial" w:hAnsi="Arial"/>
-          <w:sz w:val="22"/>
+          <w:i/>
+          <w:iCs/>
         </w:rPr>
-        <w:t xml:space="preserve">Computing exact Shapley values requires evaluating the model on all possible feature subsets—an exponential operation in the number of features. Several algorithmic variants have been </w:t>
-      </w:r>
-      <w:r>
-        <w:rPr>
-          <w:rFonts w:ascii="Arial" w:hAnsi="Arial"/>
-          <w:sz w:val="22"/>
-        </w:rPr>
-        <w:lastRenderedPageBreak/>
-        <w:t xml:space="preserve">developed to make SHAP tractable. </w:t>
-      </w:r>
-      <w:proofErr w:type="spellStart"/>
-      <w:r>
-        <w:rPr>
-          <w:rFonts w:ascii="Arial" w:hAnsi="Arial"/>
-          <w:sz w:val="22"/>
-        </w:rPr>
-        <w:t>TreeSHAP</w:t>
-      </w:r>
-      <w:proofErr w:type="spellEnd"/>
-      <w:r>
-        <w:rPr>
-          <w:rFonts w:ascii="Arial" w:hAnsi="Arial"/>
-          <w:sz w:val="22"/>
-        </w:rPr>
-        <w:t xml:space="preserve"> exploits the tree structure of ensemble models (XGBoost, LightGBM, Random Forest) to compute exact Shapley values in polynomial time. KernelSHAP uses a weighted linear regression approach inspired by LIME to approximate Shapley values for any black-box model. DeepSHAP combines the Shapley framework with backpropagation-based attribution methods for neural networks. Each variant trades off between exactness, speed, and model-agnosticism.</w:t>
-      </w:r>
-    </w:p>
-    <w:p>
-      <w:pPr>
-        <w:spacing w:after="200" w:line="276" w:lineRule="auto"/>
-        <w:jc w:val="both"/>
-      </w:pPr>
-      <w:r>
-        <w:rPr>
-          <w:rFonts w:ascii="Arial" w:hAnsi="Arial"/>
-          <w:sz w:val="22"/>
-        </w:rPr>
-        <w:t>A critical property of SHAP that distinguishes it from other explainability methods (such as permutation importance or partial dependence) is its local faithfulness: the explanations are exact decompositions of individual predictions, not global summaries. This makes SHAP particularly valuable in time series forecasting, where understanding why a specific forecast deviates from the baseline is often more actionable than knowing which features are “generally important.”</w:t>
-      </w:r>
-    </w:p>
-    <w:p>
-      <w:pPr>
-        <w:spacing w:after="80"/>
-      </w:pPr>
-    </w:p>
+        <w:t>local faithfulness</w:t>
+      </w:r>
+      <w:r>
+        <w:t>: the explanations are exact decompositions of individual predictions, not global summaries. This makes SHAP particularly valuable in time series forecasting, where understanding why a specific forecast deviates from the baseline is often more actionable than knowing which features are “generally important.”</w:t>
+      </w:r>
+    </w:p>
+    <w:p/>
     <w:p>
       <w:pPr>
         <w:pStyle w:val="Heading2"/>
@@ -3574,28 +3522,13 @@
       <w:bookmarkEnd w:id="11"/>
     </w:p>
     <w:p>
-      <w:pPr>
-        <w:spacing w:after="200" w:line="276" w:lineRule="auto"/>
-        <w:jc w:val="both"/>
-      </w:pPr>
-      <w:r>
-        <w:rPr>
-          <w:rFonts w:ascii="Arial" w:hAnsi="Arial"/>
-          <w:sz w:val="22"/>
-        </w:rPr>
+      <w:r>
         <w:t>When applied to time series forecasting models, SHAP values provide a per-prediction decomposition that can reveal temporal dynamics. For each forecast horizon, we can observe how lagged features, calendar effects, and exogenous variables contribute to the prediction. In the context of assortment planning, this allows planners to understand whether a demand surge is driven by price elasticity, seasonal patterns, or promotional effects.</w:t>
       </w:r>
     </w:p>
-    <w:p>
-      <w:pPr>
-        <w:spacing w:after="200" w:line="276" w:lineRule="auto"/>
-        <w:jc w:val="both"/>
-      </w:pPr>
-      <w:r>
-        <w:rPr>
-          <w:rFonts w:ascii="Arial" w:hAnsi="Arial"/>
-          <w:sz w:val="22"/>
-        </w:rPr>
+    <w:p/>
+    <w:p>
+      <w:r>
         <w:t>However, SHAP has an important conceptual limitation in the time series setting: it is fundamentally a correlational tool. The Shapley value captures how much each feature contributes to the prediction, but it does not distinguish between causal influence and spurious correlation. If two features are highly correlated—as is common in temporal data where lagged values of related series co-move—SHAP will distribute credit among them without indicating which one is the true causal driver. A promotional calendar variable and an inventory drawdown variable might both receive high SHAP values, but only one may be the root cause of a demand shift; the other may simply be a downstream consequence.</w:t>
       </w:r>
     </w:p>
@@ -3635,36 +3568,17 @@
       <w:bookmarkEnd w:id="15"/>
     </w:p>
     <w:p>
-      <w:pPr>
-        <w:spacing w:after="200" w:line="276" w:lineRule="auto"/>
-        <w:jc w:val="both"/>
-      </w:pPr>
-      <w:r>
-        <w:rPr>
-          <w:rFonts w:ascii="Arial" w:hAnsi="Arial"/>
-          <w:sz w:val="22"/>
-        </w:rPr>
+      <w:r>
         <w:t>In 1969, the British econometrician Clive Granger proposed an operational definition of causality rooted in prediction. The core idea is disarmingly practical: a time series X is said to “Granger-cause” another time series Y if past values of X contain information that helps predict future values of Y, above and beyond what is contained in the past values of Y alone. Granger was awarded the Nobel Prize in Economics in 2003, in part for this contribution.</w:t>
       </w:r>
     </w:p>
-    <w:p>
-      <w:pPr>
-        <w:spacing w:after="200" w:line="276" w:lineRule="auto"/>
-        <w:jc w:val="both"/>
-      </w:pPr>
-      <w:r>
-        <w:rPr>
-          <w:rFonts w:ascii="Arial" w:hAnsi="Arial"/>
-          <w:sz w:val="22"/>
-        </w:rPr>
+    <w:p/>
+    <w:p>
+      <w:r>
         <w:t>It is important to emphasize what Granger causality is and is not. It is not a claim about true causal mechanisms in the philosophical or interventionist sense. Rather, it is a statistical test of incremental predictive power grounded in temporal precedence. The underlying intuition rests on two principles: causes precede their effects in time, and causal variables carry unique predictive information that cannot be derived from other variables.</w:t>
       </w:r>
     </w:p>
-    <w:p>
-      <w:pPr>
-        <w:spacing w:after="80"/>
-      </w:pPr>
-    </w:p>
+    <w:p/>
     <w:p>
       <w:pPr>
         <w:pStyle w:val="Heading2"/>
@@ -3855,8 +3769,15 @@
           <w:rFonts w:ascii="Arial" w:hAnsi="Arial"/>
           <w:sz w:val="22"/>
         </w:rPr>
+        <w:t xml:space="preserve">The bivariate Granger test can be extended to multivariate settings using Vector Autoregression (VAR) models. In a VAR framework, each variable in the system is regressed on lagged values of all variables, and Granger causality is assessed by testing blocks of coefficients. This addresses a key weakness of the bivariate test: the omitted variable problem, where a </w:t>
+      </w:r>
+      <w:r>
+        <w:rPr>
+          <w:rFonts w:ascii="Arial" w:hAnsi="Arial"/>
+          <w:sz w:val="22"/>
+        </w:rPr>
         <w:lastRenderedPageBreak/>
-        <w:t>The bivariate Granger test can be extended to multivariate settings using Vector Autoregression (VAR) models. In a VAR framework, each variable in the system is regressed on lagged values of all variables, and Granger causality is assessed by testing blocks of coefficients. This addresses a key weakness of the bivariate test: the omitted variable problem, where a confounding third series might create a spurious Granger-causal relationship between two series that are both driven by the confounder.</w:t>
+        <w:t>confounding third series might create a spurious Granger-causal relationship between two series that are both driven by the confounder.</w:t>
       </w:r>
     </w:p>
     <w:p>
@@ -5287,23 +5208,7 @@
           <w:rFonts w:ascii="Arial" w:hAnsi="Arial"/>
           <w:sz w:val="22"/>
         </w:rPr>
-        <w:t xml:space="preserve">With the causal graph in hand, modify the SHAP computation to use interventional rather than observational (marginal) conditioning. For tree-based models, this requires modifying </w:t>
-      </w:r>
-      <w:proofErr w:type="spellStart"/>
-      <w:r>
-        <w:rPr>
-          <w:rFonts w:ascii="Arial" w:hAnsi="Arial"/>
-          <w:sz w:val="22"/>
-        </w:rPr>
-        <w:t>TreeSHAP</w:t>
-      </w:r>
-      <w:proofErr w:type="spellEnd"/>
-      <w:r>
-        <w:rPr>
-          <w:rFonts w:ascii="Arial" w:hAnsi="Arial"/>
-          <w:sz w:val="22"/>
-        </w:rPr>
-        <w:t xml:space="preserve"> to condition on intervened distributions. For black-box models, KernelSHAP can be adapted by replacing the background dataset with samples drawn from the interventional distribution implied by the causal graph. In practice, this means that when computing the contribution of feature X, we simulate an intervention that sets X to its reference value while propagating the downstream effects of this intervention through the causal graph.</w:t>
+        <w:t>With the causal graph in hand, modify the SHAP computation to use interventional rather than observational (marginal) conditioning. For tree-based models, this requires modifying TreeSHAP to condition on intervened distributions. For black-box models, KernelSHAP can be adapted by replacing the background dataset with samples drawn from the interventional distribution implied by the causal graph. In practice, this means that when computing the contribution of feature X, we simulate an intervention that sets X to its reference value while propagating the downstream effects of this intervention through the causal graph.</w:t>
       </w:r>
     </w:p>
     <w:p>
@@ -9113,7 +9018,7 @@
   <w:style w:type="paragraph" w:styleId="ListParagraph">
     <w:name w:val="List Paragraph"/>
     <w:qFormat/>
-    <w:rsid w:val="000F1A1E"/>
+    <w:rsid w:val="00C33373"/>
     <w:rPr>
       <w:rFonts w:asciiTheme="minorHAnsi" w:hAnsiTheme="minorHAnsi"/>
       <w:sz w:val="19"/>
@@ -9689,7 +9594,7 @@
 </file>
 
 <file path=customXml/itemProps1.xml><?xml version="1.0" encoding="utf-8"?>
-<ds:datastoreItem xmlns:ds="http://schemas.openxmlformats.org/officeDocument/2006/customXml" ds:itemID="{5F53D232-3173-BE4F-9A89-CF9B8412C92B}">
+<ds:datastoreItem xmlns:ds="http://schemas.openxmlformats.org/officeDocument/2006/customXml" ds:itemID="{8F778B8D-C24E-6142-B0D8-454389A65848}">
   <ds:schemaRefs>
     <ds:schemaRef ds:uri="http://schemas.openxmlformats.org/officeDocument/2006/bibliography"/>
   </ds:schemaRefs>
